--- a/index.docx
+++ b/index.docx
@@ -10,7 +10,7 @@
         <w:t xml:space="preserve">art</w:t>
       </w:r>
     </w:p>
-    <w:bookmarkStart w:id="23" w:name="section"/>
+    <w:bookmarkStart w:id="20" w:name="section"/>
     <w:p>
       <w:pPr>
         <w:pStyle w:val="Heading2"/>
@@ -24,6 +24,31 @@
         <w:pStyle w:val="FirstParagraph"/>
       </w:pPr>
       <w:r>
+        <w:t xml:space="preserve">Write some text.</w:t>
+      </w:r>
+    </w:p>
+    <w:p>
+      <w:pPr>
+        <w:pStyle w:val="BodyText"/>
+      </w:pPr>
+      <w:r>
+        <w:t xml:space="preserve">And maybe put in a citation:</w:t>
+      </w:r>
+      <w:r>
+        <w:t xml:space="preserve"> </w:t>
+      </w:r>
+      <w:r>
+        <w:t xml:space="preserve">(Rosenwasser and Turek 2015)</w:t>
+      </w:r>
+      <w:r>
+        <w:t xml:space="preserve">.</w:t>
+      </w:r>
+    </w:p>
+    <w:p>
+      <w:pPr>
+        <w:pStyle w:val="BodyText"/>
+      </w:pPr>
+      <w:r>
         <w:t xml:space="preserve">This is a simple placeholder for the manuscript’s main document</w:t>
       </w:r>
       <w:r>
@@ -36,8 +61,110 @@
         <w:t xml:space="preserve">.</w:t>
       </w:r>
     </w:p>
-    <w:bookmarkStart w:id="22" w:name="refs"/>
-    <w:bookmarkStart w:id="21" w:name="ref-knuth84"/>
+    <w:p>
+      <w:pPr>
+        <w:pStyle w:val="BodyText"/>
+      </w:pPr>
+      <w:r>
+        <w:t xml:space="preserve">Put in an image:</w:t>
+      </w:r>
+    </w:p>
+    <w:p>
+      <w:pPr>
+        <w:pStyle w:val="BodyText"/>
+      </w:pPr>
+      <w:r>
+        <w:drawing>
+          <wp:inline>
+            <wp:extent cx="5334000" cy="2007164"/>
+            <wp:effectExtent b="0" l="0" r="0" t="0"/>
+            <wp:docPr descr="" title="" id="10" name="Picture"/>
+            <a:graphic>
+              <a:graphicData uri="http://schemas.openxmlformats.org/drawingml/2006/picture">
+                <pic:pic>
+                  <pic:nvPicPr>
+                    <pic:cNvPr descr="images/clipboard-1031476596.png" id="11" name="Picture"/>
+                    <pic:cNvPicPr>
+                      <a:picLocks noChangeArrowheads="1" noChangeAspect="1"/>
+                    </pic:cNvPicPr>
+                  </pic:nvPicPr>
+                  <pic:blipFill>
+                    <a:blip r:embed="rId9"/>
+                    <a:stretch>
+                      <a:fillRect/>
+                    </a:stretch>
+                  </pic:blipFill>
+                  <pic:spPr bwMode="auto">
+                    <a:xfrm>
+                      <a:off x="0" y="0"/>
+                      <a:ext cx="5334000" cy="2007164"/>
+                    </a:xfrm>
+                    <a:prstGeom prst="rect">
+                      <a:avLst/>
+                    </a:prstGeom>
+                    <a:noFill/>
+                    <a:ln w="9525">
+                      <a:noFill/>
+                      <a:headEnd/>
+                      <a:tailEnd/>
+                    </a:ln>
+                  </pic:spPr>
+                </pic:pic>
+              </a:graphicData>
+            </a:graphic>
+          </wp:inline>
+        </w:drawing>
+      </w:r>
+    </w:p>
+    <w:p>
+      <w:pPr>
+        <w:pStyle w:val="BodyText"/>
+      </w:pPr>
+      <w:r>
+        <w:drawing>
+          <wp:inline>
+            <wp:extent cx="812800" cy="812800"/>
+            <wp:effectExtent b="0" l="0" r="0" t="0"/>
+            <wp:docPr descr="" title="" id="13" name="Picture"/>
+            <a:graphic>
+              <a:graphicData uri="http://schemas.openxmlformats.org/drawingml/2006/picture">
+                <pic:pic>
+                  <pic:nvPicPr>
+                    <pic:cNvPr descr="images/clipboard-3115331740.png" id="14" name="Picture"/>
+                    <pic:cNvPicPr>
+                      <a:picLocks noChangeArrowheads="1" noChangeAspect="1"/>
+                    </pic:cNvPicPr>
+                  </pic:nvPicPr>
+                  <pic:blipFill>
+                    <a:blip r:embed="rId12"/>
+                    <a:stretch>
+                      <a:fillRect/>
+                    </a:stretch>
+                  </pic:blipFill>
+                  <pic:spPr bwMode="auto">
+                    <a:xfrm>
+                      <a:off x="0" y="0"/>
+                      <a:ext cx="812800" cy="812800"/>
+                    </a:xfrm>
+                    <a:prstGeom prst="rect">
+                      <a:avLst/>
+                    </a:prstGeom>
+                    <a:noFill/>
+                    <a:ln w="9525">
+                      <a:noFill/>
+                      <a:headEnd/>
+                      <a:tailEnd/>
+                    </a:ln>
+                  </pic:spPr>
+                </pic:pic>
+              </a:graphicData>
+            </a:graphic>
+          </wp:inline>
+        </w:drawing>
+      </w:r>
+    </w:p>
+    <w:bookmarkStart w:id="19" w:name="refs"/>
+    <w:bookmarkStart w:id="16" w:name="ref-knuth84"/>
     <w:p>
       <w:pPr>
         <w:pStyle w:val="Bibliography"/>
@@ -65,12 +192,12 @@
         <w:t xml:space="preserve"> </w:t>
       </w:r>
       <w:r>
-        <w:t xml:space="preserve">27 (2): 97–111.</w:t>
+        <w:t xml:space="preserve">(USA) 27 (2): 97–111.</w:t>
       </w:r>
       <w:r>
         <w:t xml:space="preserve"> </w:t>
       </w:r>
-      <w:hyperlink r:id="rId20">
+      <w:hyperlink r:id="rId15">
         <w:r>
           <w:rPr>
             <w:rStyle w:val="Hyperlink"/>
@@ -82,9 +209,55 @@
         <w:t xml:space="preserve">.</w:t>
       </w:r>
     </w:p>
-    <w:bookmarkEnd w:id="21"/>
-    <w:bookmarkEnd w:id="22"/>
-    <w:bookmarkEnd w:id="23"/>
+    <w:bookmarkEnd w:id="16"/>
+    <w:bookmarkStart w:id="18" w:name="ref-Rosenwasser2015"/>
+    <w:p>
+      <w:pPr>
+        <w:pStyle w:val="Bibliography"/>
+      </w:pPr>
+      <w:r>
+        <w:t xml:space="preserve">Rosenwasser, Alan M., and Fred W. Turek. 2015.</w:t>
+      </w:r>
+      <w:r>
+        <w:t xml:space="preserve"> </w:t>
+      </w:r>
+      <w:r>
+        <w:t xml:space="preserve">“Neurobiology of Circadian Rhythm Regulation.”</w:t>
+      </w:r>
+      <w:r>
+        <w:t xml:space="preserve"> </w:t>
+      </w:r>
+      <w:r>
+        <w:rPr>
+          <w:i/>
+          <w:iCs/>
+        </w:rPr>
+        <w:t xml:space="preserve">Sleep Medicine Clinics</w:t>
+      </w:r>
+      <w:r>
+        <w:t xml:space="preserve"> </w:t>
+      </w:r>
+      <w:r>
+        <w:t xml:space="preserve">10 (4): 403–12.</w:t>
+      </w:r>
+      <w:r>
+        <w:t xml:space="preserve"> </w:t>
+      </w:r>
+      <w:hyperlink r:id="rId17">
+        <w:r>
+          <w:rPr>
+            <w:rStyle w:val="Hyperlink"/>
+          </w:rPr>
+          <w:t xml:space="preserve">https://doi.org/10.1016/j.jsmc.2015.08.003</w:t>
+        </w:r>
+      </w:hyperlink>
+      <w:r>
+        <w:t xml:space="preserve">.</w:t>
+      </w:r>
+    </w:p>
+    <w:bookmarkEnd w:id="18"/>
+    <w:bookmarkEnd w:id="19"/>
+    <w:bookmarkEnd w:id="20"/>
     <w:sectPr>
       <w:footnotePr>
         <w:numRestart w:val="eachSect"/>
@@ -206,10 +379,10 @@
   <w:docDefaults>
     <w:rPrDefault>
       <w:rPr>
-        <w:rFonts w:asciiTheme="minorHAnsi" w:cstheme="minorBidi" w:eastAsiaTheme="minorHAnsi" w:hAnsiTheme="minorHAnsi"/>
+        <w:rFonts w:asciiTheme="minorHAnsi" w:cstheme="minorBidi" w:eastAsiaTheme="minorEastAsia" w:hAnsiTheme="minorHAnsi"/>
         <w:sz w:val="24"/>
         <w:szCs w:val="24"/>
-        <w:lang w:bidi="ar-SA" w:eastAsia="en-US" w:val="en-US"/>
+        <w:lang w:bidi="ar-SA" w:eastAsia="zh-CN" w:val="en-US"/>
       </w:rPr>
     </w:rPrDefault>
     <w:pPrDefault>
@@ -750,13 +923,6 @@
       </w:tblCellMar>
     </w:tblPr>
     <w:tblStylePr w:type="firstRow">
-      <w:tblPr>
-        <w:jc w:val="left"/>
-        <w:tblInd w:type="dxa" w:w="0"/>
-      </w:tblPr>
-      <w:trPr>
-        <w:jc w:val="left"/>
-      </w:trPr>
       <w:tcPr>
         <w:tcBorders>
           <w:bottom w:val="single"/>

--- a/index.docx
+++ b/index.docx
@@ -7,16 +7,16 @@
         <w:pStyle w:val="Title"/>
       </w:pPr>
       <w:r>
-        <w:t xml:space="preserve">art</w:t>
+        <w:t xml:space="preserve">Circadian patterns</w:t>
       </w:r>
     </w:p>
-    <w:bookmarkStart w:id="20" w:name="section"/>
+    <w:bookmarkStart w:id="20" w:name="circadian-rhyhms"/>
     <w:p>
       <w:pPr>
         <w:pStyle w:val="Heading2"/>
       </w:pPr>
       <w:r>
-        <w:t xml:space="preserve">Section</w:t>
+        <w:t xml:space="preserve">Circadian rhyhms</w:t>
       </w:r>
     </w:p>
     <w:p>

--- a/index.docx
+++ b/index.docx
@@ -7,16 +7,16 @@
         <w:pStyle w:val="Title"/>
       </w:pPr>
       <w:r>
-        <w:t xml:space="preserve">Circadian patterns</w:t>
+        <w:t xml:space="preserve">art</w:t>
       </w:r>
     </w:p>
-    <w:bookmarkStart w:id="20" w:name="circadian-rhyhms"/>
+    <w:bookmarkStart w:id="23" w:name="section"/>
     <w:p>
       <w:pPr>
         <w:pStyle w:val="Heading2"/>
       </w:pPr>
       <w:r>
-        <w:t xml:space="preserve">Circadian rhyhms</w:t>
+        <w:t xml:space="preserve">Section</w:t>
       </w:r>
     </w:p>
     <w:p>
@@ -24,147 +24,20 @@
         <w:pStyle w:val="FirstParagraph"/>
       </w:pPr>
       <w:r>
-        <w:t xml:space="preserve">Write some text.</w:t>
+        <w:t xml:space="preserve">This is a simple placeholder for the manuscript’s main document</w:t>
+      </w:r>
+      <w:r>
+        <w:t xml:space="preserve"> </w:t>
+      </w:r>
+      <w:r>
+        <w:t xml:space="preserve">(Knuth 1984)</w:t>
+      </w:r>
+      <w:r>
+        <w:t xml:space="preserve">.</w:t>
       </w:r>
     </w:p>
-    <w:p>
-      <w:pPr>
-        <w:pStyle w:val="BodyText"/>
-      </w:pPr>
-      <w:r>
-        <w:t xml:space="preserve">And maybe put in a citation:</w:t>
-      </w:r>
-      <w:r>
-        <w:t xml:space="preserve"> </w:t>
-      </w:r>
-      <w:r>
-        <w:t xml:space="preserve">(Rosenwasser and Turek 2015)</w:t>
-      </w:r>
-      <w:r>
-        <w:t xml:space="preserve">.</w:t>
-      </w:r>
-    </w:p>
-    <w:p>
-      <w:pPr>
-        <w:pStyle w:val="BodyText"/>
-      </w:pPr>
-      <w:r>
-        <w:t xml:space="preserve">This is a simple placeholder for the manuscript’s main document</w:t>
-      </w:r>
-      <w:r>
-        <w:t xml:space="preserve"> </w:t>
-      </w:r>
-      <w:r>
-        <w:t xml:space="preserve">(Knuth 1984)</w:t>
-      </w:r>
-      <w:r>
-        <w:t xml:space="preserve">.</w:t>
-      </w:r>
-    </w:p>
-    <w:p>
-      <w:pPr>
-        <w:pStyle w:val="BodyText"/>
-      </w:pPr>
-      <w:r>
-        <w:t xml:space="preserve">Put in an image:</w:t>
-      </w:r>
-    </w:p>
-    <w:p>
-      <w:pPr>
-        <w:pStyle w:val="BodyText"/>
-      </w:pPr>
-      <w:r>
-        <w:drawing>
-          <wp:inline>
-            <wp:extent cx="5334000" cy="2007164"/>
-            <wp:effectExtent b="0" l="0" r="0" t="0"/>
-            <wp:docPr descr="" title="" id="10" name="Picture"/>
-            <a:graphic>
-              <a:graphicData uri="http://schemas.openxmlformats.org/drawingml/2006/picture">
-                <pic:pic>
-                  <pic:nvPicPr>
-                    <pic:cNvPr descr="images/clipboard-1031476596.png" id="11" name="Picture"/>
-                    <pic:cNvPicPr>
-                      <a:picLocks noChangeArrowheads="1" noChangeAspect="1"/>
-                    </pic:cNvPicPr>
-                  </pic:nvPicPr>
-                  <pic:blipFill>
-                    <a:blip r:embed="rId9"/>
-                    <a:stretch>
-                      <a:fillRect/>
-                    </a:stretch>
-                  </pic:blipFill>
-                  <pic:spPr bwMode="auto">
-                    <a:xfrm>
-                      <a:off x="0" y="0"/>
-                      <a:ext cx="5334000" cy="2007164"/>
-                    </a:xfrm>
-                    <a:prstGeom prst="rect">
-                      <a:avLst/>
-                    </a:prstGeom>
-                    <a:noFill/>
-                    <a:ln w="9525">
-                      <a:noFill/>
-                      <a:headEnd/>
-                      <a:tailEnd/>
-                    </a:ln>
-                  </pic:spPr>
-                </pic:pic>
-              </a:graphicData>
-            </a:graphic>
-          </wp:inline>
-        </w:drawing>
-      </w:r>
-    </w:p>
-    <w:p>
-      <w:pPr>
-        <w:pStyle w:val="BodyText"/>
-      </w:pPr>
-      <w:r>
-        <w:drawing>
-          <wp:inline>
-            <wp:extent cx="812800" cy="812800"/>
-            <wp:effectExtent b="0" l="0" r="0" t="0"/>
-            <wp:docPr descr="" title="" id="13" name="Picture"/>
-            <a:graphic>
-              <a:graphicData uri="http://schemas.openxmlformats.org/drawingml/2006/picture">
-                <pic:pic>
-                  <pic:nvPicPr>
-                    <pic:cNvPr descr="images/clipboard-3115331740.png" id="14" name="Picture"/>
-                    <pic:cNvPicPr>
-                      <a:picLocks noChangeArrowheads="1" noChangeAspect="1"/>
-                    </pic:cNvPicPr>
-                  </pic:nvPicPr>
-                  <pic:blipFill>
-                    <a:blip r:embed="rId12"/>
-                    <a:stretch>
-                      <a:fillRect/>
-                    </a:stretch>
-                  </pic:blipFill>
-                  <pic:spPr bwMode="auto">
-                    <a:xfrm>
-                      <a:off x="0" y="0"/>
-                      <a:ext cx="812800" cy="812800"/>
-                    </a:xfrm>
-                    <a:prstGeom prst="rect">
-                      <a:avLst/>
-                    </a:prstGeom>
-                    <a:noFill/>
-                    <a:ln w="9525">
-                      <a:noFill/>
-                      <a:headEnd/>
-                      <a:tailEnd/>
-                    </a:ln>
-                  </pic:spPr>
-                </pic:pic>
-              </a:graphicData>
-            </a:graphic>
-          </wp:inline>
-        </w:drawing>
-      </w:r>
-    </w:p>
-    <w:bookmarkStart w:id="19" w:name="refs"/>
-    <w:bookmarkStart w:id="16" w:name="ref-knuth84"/>
+    <w:bookmarkStart w:id="22" w:name="refs"/>
+    <w:bookmarkStart w:id="21" w:name="ref-knuth84"/>
     <w:p>
       <w:pPr>
         <w:pStyle w:val="Bibliography"/>
@@ -192,12 +65,12 @@
         <w:t xml:space="preserve"> </w:t>
       </w:r>
       <w:r>
-        <w:t xml:space="preserve">(USA) 27 (2): 97–111.</w:t>
+        <w:t xml:space="preserve">27 (2): 97–111.</w:t>
       </w:r>
       <w:r>
         <w:t xml:space="preserve"> </w:t>
       </w:r>
-      <w:hyperlink r:id="rId15">
+      <w:hyperlink r:id="rId20">
         <w:r>
           <w:rPr>
             <w:rStyle w:val="Hyperlink"/>
@@ -209,55 +82,9 @@
         <w:t xml:space="preserve">.</w:t>
       </w:r>
     </w:p>
-    <w:bookmarkEnd w:id="16"/>
-    <w:bookmarkStart w:id="18" w:name="ref-Rosenwasser2015"/>
-    <w:p>
-      <w:pPr>
-        <w:pStyle w:val="Bibliography"/>
-      </w:pPr>
-      <w:r>
-        <w:t xml:space="preserve">Rosenwasser, Alan M., and Fred W. Turek. 2015.</w:t>
-      </w:r>
-      <w:r>
-        <w:t xml:space="preserve"> </w:t>
-      </w:r>
-      <w:r>
-        <w:t xml:space="preserve">“Neurobiology of Circadian Rhythm Regulation.”</w:t>
-      </w:r>
-      <w:r>
-        <w:t xml:space="preserve"> </w:t>
-      </w:r>
-      <w:r>
-        <w:rPr>
-          <w:i/>
-          <w:iCs/>
-        </w:rPr>
-        <w:t xml:space="preserve">Sleep Medicine Clinics</w:t>
-      </w:r>
-      <w:r>
-        <w:t xml:space="preserve"> </w:t>
-      </w:r>
-      <w:r>
-        <w:t xml:space="preserve">10 (4): 403–12.</w:t>
-      </w:r>
-      <w:r>
-        <w:t xml:space="preserve"> </w:t>
-      </w:r>
-      <w:hyperlink r:id="rId17">
-        <w:r>
-          <w:rPr>
-            <w:rStyle w:val="Hyperlink"/>
-          </w:rPr>
-          <w:t xml:space="preserve">https://doi.org/10.1016/j.jsmc.2015.08.003</w:t>
-        </w:r>
-      </w:hyperlink>
-      <w:r>
-        <w:t xml:space="preserve">.</w:t>
-      </w:r>
-    </w:p>
-    <w:bookmarkEnd w:id="18"/>
-    <w:bookmarkEnd w:id="19"/>
-    <w:bookmarkEnd w:id="20"/>
+    <w:bookmarkEnd w:id="21"/>
+    <w:bookmarkEnd w:id="22"/>
+    <w:bookmarkEnd w:id="23"/>
     <w:sectPr>
       <w:footnotePr>
         <w:numRestart w:val="eachSect"/>
@@ -379,10 +206,10 @@
   <w:docDefaults>
     <w:rPrDefault>
       <w:rPr>
-        <w:rFonts w:asciiTheme="minorHAnsi" w:cstheme="minorBidi" w:eastAsiaTheme="minorEastAsia" w:hAnsiTheme="minorHAnsi"/>
+        <w:rFonts w:asciiTheme="minorHAnsi" w:cstheme="minorBidi" w:eastAsiaTheme="minorHAnsi" w:hAnsiTheme="minorHAnsi"/>
         <w:sz w:val="24"/>
         <w:szCs w:val="24"/>
-        <w:lang w:bidi="ar-SA" w:eastAsia="zh-CN" w:val="en-US"/>
+        <w:lang w:bidi="ar-SA" w:eastAsia="en-US" w:val="en-US"/>
       </w:rPr>
     </w:rPrDefault>
     <w:pPrDefault>
@@ -923,6 +750,13 @@
       </w:tblCellMar>
     </w:tblPr>
     <w:tblStylePr w:type="firstRow">
+      <w:tblPr>
+        <w:jc w:val="left"/>
+        <w:tblInd w:type="dxa" w:w="0"/>
+      </w:tblPr>
+      <w:trPr>
+        <w:jc w:val="left"/>
+      </w:trPr>
       <w:tcPr>
         <w:tcBorders>
           <w:bottom w:val="single"/>
